--- a/timeseries/output/reports/Vietnam_balance_sheet_cafe.docx
+++ b/timeseries/output/reports/Vietnam_balance_sheet_cafe.docx
@@ -80,7 +80,7 @@
         <w:rPr>
           <w:sz w:val="20"/>
         </w:rPr>
-        <w:t>L'El Niño en cours (attendu jusqu'à mars 2027) pèse donc sur la saison sèche 2027 et la campagne 2027/28.</w:t>
+        <w:t>L'El Niño en cours pèse donc sur la saison sèche 2027 et la campagne 2027/28.</w:t>
       </w:r>
     </w:p>
     <w:p>

--- a/timeseries/output/reports/Vietnam_balance_sheet_cafe.docx
+++ b/timeseries/output/reports/Vietnam_balance_sheet_cafe.docx
@@ -58,7 +58,7 @@
         <w:rPr>
           <w:sz w:val="20"/>
         </w:rPr>
-        <w:t>Entre 2014/15 et 2025/26, la production est passée de 27 400 à 31 700 (+1.3 % par an) : surface bearing -0.5 % par an, rendement +1.8 % par an. Le rendement fait la croissance.</w:t>
+        <w:t>Entre 1995/96 et 2025/26, la production est passée de 3 917 à 31 700 (+7.2 % par an) : surface bearing +6.3 % par an, rendement +0.8 % par an. La surface fait la croissance.</w:t>
       </w:r>
     </w:p>
     <w:p>
@@ -1483,7 +1483,7 @@
           <w:i w:val="0"/>
           <w:sz w:val="20"/>
         </w:rPr>
-        <w:t>Décomposition de la croissance 2014/15 → 2025/26 : production +1.3 %/an = surface bearing -0.5 %/an + rendement +1.8 %/an (rendement implicite 41.2 → 50.3 sacs par ha bearing).</w:t>
+        <w:t>Décomposition de la croissance 1995/96 → 2025/26 : production +7.2 %/an = surface bearing +6.3 %/an + rendement +0.8 %/an (rendement implicite 39.2 → 50.3 sacs par ha bearing).</w:t>
       </w:r>
     </w:p>
     <w:p>
@@ -2151,7 +2151,7 @@
       <w:r>
         <w:drawing>
           <wp:inline xmlns:a="http://schemas.openxmlformats.org/drawingml/2006/main" xmlns:pic="http://schemas.openxmlformats.org/drawingml/2006/picture">
-            <wp:extent cx="5760000" cy="2346158"/>
+            <wp:extent cx="5760000" cy="2097915"/>
             <wp:docPr id="4" name="Picture 4"/>
             <wp:cNvGraphicFramePr>
               <a:graphicFrameLocks noChangeAspect="1"/>
@@ -2172,7 +2172,7 @@
                   <pic:spPr>
                     <a:xfrm>
                       <a:off x="0" y="0"/>
-                      <a:ext cx="5760000" cy="2346158"/>
+                      <a:ext cx="5760000" cy="2097915"/>
                     </a:xfrm>
                     <a:prstGeom prst="rect"/>
                   </pic:spPr>

--- a/timeseries/output/reports/Vietnam_balance_sheet_cafe.docx
+++ b/timeseries/output/reports/Vietnam_balance_sheet_cafe.docx
@@ -2151,7 +2151,7 @@
       <w:r>
         <w:drawing>
           <wp:inline xmlns:a="http://schemas.openxmlformats.org/drawingml/2006/main" xmlns:pic="http://schemas.openxmlformats.org/drawingml/2006/picture">
-            <wp:extent cx="5760000" cy="2097915"/>
+            <wp:extent cx="5760000" cy="1851540"/>
             <wp:docPr id="4" name="Picture 4"/>
             <wp:cNvGraphicFramePr>
               <a:graphicFrameLocks noChangeAspect="1"/>
@@ -2172,7 +2172,7 @@
                   <pic:spPr>
                     <a:xfrm>
                       <a:off x="0" y="0"/>
-                      <a:ext cx="5760000" cy="2097915"/>
+                      <a:ext cx="5760000" cy="1851540"/>
                     </a:xfrm>
                     <a:prstGeom prst="rect"/>
                   </pic:spPr>

--- a/timeseries/output/reports/Vietnam_balance_sheet_cafe.docx
+++ b/timeseries/output/reports/Vietnam_balance_sheet_cafe.docx
@@ -1576,7 +1576,7 @@
         </w:tc>
         <w:tc>
           <w:tcPr>
-            <w:tcW w:type="dxa" w:w="1814"/>
+            <w:tcW w:type="dxa" w:w="1928"/>
           </w:tcPr>
           <w:p>
             <w:r/>
@@ -1585,13 +1585,13 @@
                 <w:b/>
                 <w:sz w:val="16"/>
               </w:rPr>
-              <w:t>Phase ENSO (ONI)</w:t>
+              <w:t>Épisode ENSO pilote (ONI)</w:t>
             </w:r>
           </w:p>
         </w:tc>
         <w:tc>
           <w:tcPr>
-            <w:tcW w:type="dxa" w:w="4195"/>
+            <w:tcW w:type="dxa" w:w="4082"/>
           </w:tcPr>
           <w:p>
             <w:r/>
@@ -1650,7 +1650,7 @@
         </w:tc>
         <w:tc>
           <w:tcPr>
-            <w:tcW w:type="dxa" w:w="1814"/>
+            <w:tcW w:type="dxa" w:w="1928"/>
           </w:tcPr>
           <w:p>
             <w:r/>
@@ -1658,13 +1658,13 @@
               <w:rPr>
                 <w:sz w:val="16"/>
               </w:rPr>
-              <w:t>El Niño (+0.7)</w:t>
+              <w:t>El Niño 2004/05 (+0.7)</w:t>
             </w:r>
           </w:p>
         </w:tc>
         <w:tc>
           <w:tcPr>
-            <w:tcW w:type="dxa" w:w="4195"/>
+            <w:tcW w:type="dxa" w:w="4082"/>
           </w:tcPr>
           <w:p>
             <w:r/>
@@ -1721,7 +1721,7 @@
         </w:tc>
         <w:tc>
           <w:tcPr>
-            <w:tcW w:type="dxa" w:w="1814"/>
+            <w:tcW w:type="dxa" w:w="1928"/>
           </w:tcPr>
           <w:p>
             <w:r/>
@@ -1729,13 +1729,13 @@
               <w:rPr>
                 <w:sz w:val="16"/>
               </w:rPr>
-              <w:t>neutre (+0.4)</w:t>
+              <w:t>neutre 2003/04 (+0.4)</w:t>
             </w:r>
           </w:p>
         </w:tc>
         <w:tc>
           <w:tcPr>
-            <w:tcW w:type="dxa" w:w="4195"/>
+            <w:tcW w:type="dxa" w:w="4082"/>
           </w:tcPr>
           <w:p>
             <w:r/>
@@ -1792,7 +1792,7 @@
         </w:tc>
         <w:tc>
           <w:tcPr>
-            <w:tcW w:type="dxa" w:w="1814"/>
+            <w:tcW w:type="dxa" w:w="1928"/>
           </w:tcPr>
           <w:p>
             <w:r/>
@@ -1800,13 +1800,13 @@
               <w:rPr>
                 <w:sz w:val="16"/>
               </w:rPr>
-              <w:t>La Niña (-0.8)</w:t>
+              <w:t>La Niña 2008/09 (-0.8)</w:t>
             </w:r>
           </w:p>
         </w:tc>
         <w:tc>
           <w:tcPr>
-            <w:tcW w:type="dxa" w:w="4195"/>
+            <w:tcW w:type="dxa" w:w="4082"/>
           </w:tcPr>
           <w:p>
             <w:r/>
@@ -1863,7 +1863,7 @@
         </w:tc>
         <w:tc>
           <w:tcPr>
-            <w:tcW w:type="dxa" w:w="1814"/>
+            <w:tcW w:type="dxa" w:w="1928"/>
           </w:tcPr>
           <w:p>
             <w:r/>
@@ -1871,13 +1871,13 @@
               <w:rPr>
                 <w:sz w:val="16"/>
               </w:rPr>
-              <w:t>neutre (+0.5)</w:t>
+              <w:t>neutre 2019/20 (+0.5)</w:t>
             </w:r>
           </w:p>
         </w:tc>
         <w:tc>
           <w:tcPr>
-            <w:tcW w:type="dxa" w:w="4195"/>
+            <w:tcW w:type="dxa" w:w="4082"/>
           </w:tcPr>
           <w:p>
             <w:r/>
@@ -1935,7 +1935,7 @@
         </w:tc>
         <w:tc>
           <w:tcPr>
-            <w:tcW w:type="dxa" w:w="1814"/>
+            <w:tcW w:type="dxa" w:w="1928"/>
           </w:tcPr>
           <w:p>
             <w:r/>
@@ -1943,13 +1943,13 @@
               <w:rPr>
                 <w:sz w:val="16"/>
               </w:rPr>
-              <w:t>La Niña (-0.9)</w:t>
+              <w:t>La Niña 2005/06 (-0.9)</w:t>
             </w:r>
           </w:p>
         </w:tc>
         <w:tc>
           <w:tcPr>
-            <w:tcW w:type="dxa" w:w="4195"/>
+            <w:tcW w:type="dxa" w:w="4082"/>
           </w:tcPr>
           <w:p>
             <w:r/>
@@ -2006,7 +2006,7 @@
         </w:tc>
         <w:tc>
           <w:tcPr>
-            <w:tcW w:type="dxa" w:w="1814"/>
+            <w:tcW w:type="dxa" w:w="1928"/>
           </w:tcPr>
           <w:p>
             <w:r/>
@@ -2014,13 +2014,13 @@
               <w:rPr>
                 <w:sz w:val="16"/>
               </w:rPr>
-              <w:t>neutre (-0.2)</w:t>
+              <w:t>neutre 2012/13 (-0.2)</w:t>
             </w:r>
           </w:p>
         </w:tc>
         <w:tc>
           <w:tcPr>
-            <w:tcW w:type="dxa" w:w="4195"/>
+            <w:tcW w:type="dxa" w:w="4082"/>
           </w:tcPr>
           <w:p>
             <w:r/>
@@ -2078,7 +2078,7 @@
         </w:tc>
         <w:tc>
           <w:tcPr>
-            <w:tcW w:type="dxa" w:w="1814"/>
+            <w:tcW w:type="dxa" w:w="1928"/>
           </w:tcPr>
           <w:p>
             <w:r/>
@@ -2086,13 +2086,13 @@
               <w:rPr>
                 <w:sz w:val="16"/>
               </w:rPr>
-              <w:t>La Niña (-1.3)</w:t>
+              <w:t>La Niña 2020/21 (-1.3)</w:t>
             </w:r>
           </w:p>
         </w:tc>
         <w:tc>
           <w:tcPr>
-            <w:tcW w:type="dxa" w:w="4195"/>
+            <w:tcW w:type="dxa" w:w="4082"/>
           </w:tcPr>
           <w:p>
             <w:r/>

--- a/timeseries/output/reports/Vietnam_balance_sheet_cafe.docx
+++ b/timeseries/output/reports/Vietnam_balance_sheet_cafe.docx
@@ -2151,7 +2151,7 @@
       <w:r>
         <w:drawing>
           <wp:inline xmlns:a="http://schemas.openxmlformats.org/drawingml/2006/main" xmlns:pic="http://schemas.openxmlformats.org/drawingml/2006/picture">
-            <wp:extent cx="5760000" cy="1851540"/>
+            <wp:extent cx="5760000" cy="2193735"/>
             <wp:docPr id="4" name="Picture 4"/>
             <wp:cNvGraphicFramePr>
               <a:graphicFrameLocks noChangeAspect="1"/>
@@ -2172,7 +2172,7 @@
                   <pic:spPr>
                     <a:xfrm>
                       <a:off x="0" y="0"/>
-                      <a:ext cx="5760000" cy="1851540"/>
+                      <a:ext cx="5760000" cy="2193735"/>
                     </a:xfrm>
                     <a:prstGeom prst="rect"/>
                   </pic:spPr>

--- a/timeseries/output/reports/Vietnam_balance_sheet_cafe.docx
+++ b/timeseries/output/reports/Vietnam_balance_sheet_cafe.docx
@@ -18,7 +18,7 @@
           <w:color w:val="52514E"/>
           <w:sz w:val="18"/>
         </w:rPr>
-        <w:t>Au 16 septembre 2026. Source des chiffres : balance sheet (onglet Vietnam), USDA. Classification ENSO : NOAA CPC episode list reproduced from memory (peak ONI approximate); drop the CPC table in data/oni.csv to replace it.</w:t>
+        <w:t>Au 16 septembre 2026. Source des chiffres : balance sheet (onglet Vietnam), USDA. Classification ENSO : official ONI/RONI table /home/user/procafe/timeseries/data/oni.csv.</w:t>
       </w:r>
     </w:p>
     <w:p>

--- a/timeseries/output/reports/Vietnam_balance_sheet_cafe.docx
+++ b/timeseries/output/reports/Vietnam_balance_sheet_cafe.docx
@@ -69,7 +69,7 @@
         <w:rPr>
           <w:sz w:val="20"/>
         </w:rPr>
-        <w:t>El Niño : rendement en moyenne -3.2 % par rapport aux campagnes voisines sur 7 campagnes (71 % d'entre elles sous la moyenne) ; El Niño fort : -3.5 % (3 campagnes, 100 % sous la moyenne). La Niña : +3.0 % (10 campagnes).</w:t>
+        <w:t>El Niño : rendement en moyenne -3.2 % par rapport aux campagnes voisines sur 7 campagnes (71 % d'entre elles sous la moyenne) ; El Niño fort : -2.9 % (4 campagnes, 100 % sous la moyenne). La Niña : +2.3 % (11 campagnes).</w:t>
       </w:r>
     </w:p>
     <w:p>
@@ -1800,7 +1800,7 @@
               <w:rPr>
                 <w:sz w:val="16"/>
               </w:rPr>
-              <w:t>La Niña 2008/09 (-0.8)</w:t>
+              <w:t>La Niña 2008/09 (-1.0)</w:t>
             </w:r>
           </w:p>
         </w:tc>
@@ -1871,7 +1871,7 @@
               <w:rPr>
                 <w:sz w:val="16"/>
               </w:rPr>
-              <w:t>neutre 2019/20 (+0.5)</w:t>
+              <w:t>La Niña 2019/20 (-0.7)</w:t>
             </w:r>
           </w:p>
         </w:tc>
@@ -2014,7 +2014,7 @@
               <w:rPr>
                 <w:sz w:val="16"/>
               </w:rPr>
-              <w:t>neutre 2012/13 (-0.2)</w:t>
+              <w:t>neutre 2012/13 (-0.6)</w:t>
             </w:r>
           </w:p>
         </w:tc>
@@ -2086,7 +2086,7 @@
               <w:rPr>
                 <w:sz w:val="16"/>
               </w:rPr>
-              <w:t>La Niña 2020/21 (-1.3)</w:t>
+              <w:t>La Niña 2020/21 (-1.5)</w:t>
             </w:r>
           </w:p>
         </w:tc>
@@ -2326,7 +2326,7 @@
               <w:rPr>
                 <w:sz w:val="15"/>
               </w:rPr>
-              <w:t>3</w:t>
+              <w:t>4</w:t>
             </w:r>
           </w:p>
         </w:tc>
@@ -2340,7 +2340,7 @@
               <w:rPr>
                 <w:sz w:val="15"/>
               </w:rPr>
-              <w:t>-3.5 %</w:t>
+              <w:t>-2.9 %</w:t>
             </w:r>
           </w:p>
         </w:tc>
@@ -2368,7 +2368,7 @@
               <w:rPr>
                 <w:sz w:val="15"/>
               </w:rPr>
-              <w:t>-5.7 %</w:t>
+              <w:t>-4.4 %</w:t>
             </w:r>
           </w:p>
         </w:tc>
@@ -2382,7 +2382,7 @@
               <w:rPr>
                 <w:sz w:val="15"/>
               </w:rPr>
-              <w:t>2010/11 2016/17 2024/25</w:t>
+              <w:t>2010/11 2015/16 2016/17 2024/25</w:t>
             </w:r>
           </w:p>
         </w:tc>
@@ -2498,7 +2498,7 @@
               <w:rPr>
                 <w:sz w:val="15"/>
               </w:rPr>
-              <w:t>4</w:t>
+              <w:t>3</w:t>
             </w:r>
           </w:p>
         </w:tc>
@@ -2512,7 +2512,7 @@
               <w:rPr>
                 <w:sz w:val="15"/>
               </w:rPr>
-              <w:t>-3.6 %</w:t>
+              <w:t>-3.0 %</w:t>
             </w:r>
           </w:p>
         </w:tc>
@@ -2526,7 +2526,7 @@
               <w:rPr>
                 <w:sz w:val="15"/>
               </w:rPr>
-              <w:t>75 %</w:t>
+              <w:t>67 %</w:t>
             </w:r>
           </w:p>
         </w:tc>
@@ -2540,7 +2540,7 @@
               <w:rPr>
                 <w:sz w:val="15"/>
               </w:rPr>
-              <w:t>-4.0 %</w:t>
+              <w:t>-3.9 %</w:t>
             </w:r>
           </w:p>
         </w:tc>
@@ -2554,7 +2554,7 @@
               <w:rPr>
                 <w:sz w:val="15"/>
               </w:rPr>
-              <w:t>2004/05 2013/14 2014/15 2020/21</w:t>
+              <w:t>2004/05 2013/14 2014/15</w:t>
             </w:r>
           </w:p>
         </w:tc>
@@ -2584,7 +2584,7 @@
               <w:rPr>
                 <w:sz w:val="15"/>
               </w:rPr>
-              <w:t>10</w:t>
+              <w:t>11</w:t>
             </w:r>
           </w:p>
         </w:tc>
@@ -2598,7 +2598,7 @@
               <w:rPr>
                 <w:sz w:val="15"/>
               </w:rPr>
-              <w:t>+3.0 %</w:t>
+              <w:t>+2.3 %</w:t>
             </w:r>
           </w:p>
         </w:tc>
@@ -2612,7 +2612,7 @@
               <w:rPr>
                 <w:sz w:val="15"/>
               </w:rPr>
-              <w:t>40 %</w:t>
+              <w:t>45 %</w:t>
             </w:r>
           </w:p>
         </w:tc>
@@ -2626,7 +2626,7 @@
               <w:rPr>
                 <w:sz w:val="15"/>
               </w:rPr>
-              <w:t>+4.8 %</w:t>
+              <w:t>+4.2 %</w:t>
             </w:r>
           </w:p>
         </w:tc>
@@ -2640,7 +2640,7 @@
               <w:rPr>
                 <w:sz w:val="15"/>
               </w:rPr>
-              <w:t>2006/07 2008/09 2009/10 2011/12 2012/13 2017/18 2018/19 2021/22 2022/23 2023/24</w:t>
+              <w:t>2006/07 2008/09 2009/10 2011/12 2012/13 2017/18 2018/19 2020/21 2021/22 2022/23 2023/24</w:t>
             </w:r>
           </w:p>
         </w:tc>
@@ -2670,7 +2670,7 @@
               <w:rPr>
                 <w:sz w:val="15"/>
               </w:rPr>
-              <w:t>7</w:t>
+              <w:t>9</w:t>
             </w:r>
           </w:p>
         </w:tc>
@@ -2684,7 +2684,7 @@
               <w:rPr>
                 <w:sz w:val="15"/>
               </w:rPr>
-              <w:t>+0.8 %</w:t>
+              <w:t>-0.1 %</w:t>
             </w:r>
           </w:p>
         </w:tc>
@@ -2698,7 +2698,7 @@
               <w:rPr>
                 <w:sz w:val="15"/>
               </w:rPr>
-              <w:t>43 %</w:t>
+              <w:t>44 %</w:t>
             </w:r>
           </w:p>
         </w:tc>
@@ -2712,7 +2712,7 @@
               <w:rPr>
                 <w:sz w:val="15"/>
               </w:rPr>
-              <w:t>+5.6 %</w:t>
+              <w:t>+3.8 %</w:t>
             </w:r>
           </w:p>
         </w:tc>
@@ -2726,7 +2726,7 @@
               <w:rPr>
                 <w:sz w:val="15"/>
               </w:rPr>
-              <w:t>2008/09 2011/12 2012/13 2018/19 2021/22 2022/23 2023/24</w:t>
+              <w:t>2008/09 2009/10 2011/12 2012/13 2017/18 2018/19 2021/22 2022/23 2023/24</w:t>
             </w:r>
           </w:p>
         </w:tc>
@@ -2740,7 +2740,7 @@
           <w:i w:val="0"/>
           <w:sz w:val="20"/>
         </w:rPr>
-        <w:t>Lecture : pour Vietnam, El Niño est historiquement négatif pour le rendement (-3.2 %) et La Niña positif (+3.0 %). Avec 8 à 15 campagnes par phase, ce sont des tendances centrales, pas des lois : l'intensité de l'épisode, son calage sur la floraison et l'état du verger font l'écart.</w:t>
+        <w:t>Lecture : pour Vietnam, El Niño est historiquement négatif pour le rendement (-3.2 %) et La Niña positif (+2.3 %). Avec 8 à 15 campagnes par phase, ce sont des tendances centrales, pas des lois : l'intensité de l'épisode, son calage sur la floraison et l'état du verger font l'écart.</w:t>
       </w:r>
     </w:p>
     <w:p>
@@ -2760,7 +2760,7 @@
           <w:i w:val="0"/>
           <w:sz w:val="20"/>
         </w:rPr>
-        <w:t>Campagne pilotée : 2027/28. Point de départ (modèle, ON/OFF connu pour le Brésil) : 33 262 ; avec l'effet El Niño moyen (-4.5 %) : 31 778 ; avec l'effet des El Niño forts (-5.7 %) : 31 356 (milliers de sacs).</w:t>
+        <w:t>Campagne pilotée : 2027/28. Point de départ (modèle, ON/OFF connu pour le Brésil) : 33 262 ; avec l'effet El Niño moyen (-4.5 %) : 31 778 ; avec l'effet des El Niño forts (-4.4 %) : 31 795 (milliers de sacs).</w:t>
       </w:r>
     </w:p>
     <w:p>

--- a/timeseries/output/reports/Vietnam_balance_sheet_cafe.docx
+++ b/timeseries/output/reports/Vietnam_balance_sheet_cafe.docx
@@ -2312,7 +2312,7 @@
               <w:rPr>
                 <w:sz w:val="15"/>
               </w:rPr>
-              <w:t>El Niño fort (|ONI| ≥ 1)</w:t>
+              <w:t>El Niño fort (≥ 1,6)</w:t>
             </w:r>
           </w:p>
         </w:tc>
@@ -2326,7 +2326,7 @@
               <w:rPr>
                 <w:sz w:val="15"/>
               </w:rPr>
-              <w:t>4</w:t>
+              <w:t>1</w:t>
             </w:r>
           </w:p>
         </w:tc>
@@ -2340,7 +2340,7 @@
               <w:rPr>
                 <w:sz w:val="15"/>
               </w:rPr>
-              <w:t>-2.9 %</w:t>
+              <w:t>-4.2 %</w:t>
             </w:r>
           </w:p>
         </w:tc>
@@ -2368,7 +2368,7 @@
               <w:rPr>
                 <w:sz w:val="15"/>
               </w:rPr>
-              <w:t>-4.4 %</w:t>
+              <w:t>-16.3 %</w:t>
             </w:r>
           </w:p>
         </w:tc>
@@ -2382,7 +2382,7 @@
               <w:rPr>
                 <w:sz w:val="15"/>
               </w:rPr>
-              <w:t>2010/11 2015/16 2016/17 2024/25</w:t>
+              <w:t>2016/17</w:t>
             </w:r>
           </w:p>
         </w:tc>
@@ -2398,7 +2398,7 @@
               <w:rPr>
                 <w:sz w:val="15"/>
               </w:rPr>
-              <w:t>El Niño</w:t>
+              <w:t>El Niño (0,5 à 1,5)</w:t>
             </w:r>
           </w:p>
         </w:tc>
@@ -2412,7 +2412,7 @@
               <w:rPr>
                 <w:sz w:val="15"/>
               </w:rPr>
-              <w:t>7</w:t>
+              <w:t>6</w:t>
             </w:r>
           </w:p>
         </w:tc>
@@ -2426,7 +2426,7 @@
               <w:rPr>
                 <w:sz w:val="15"/>
               </w:rPr>
-              <w:t>-3.2 %</w:t>
+              <w:t>-3.1 %</w:t>
             </w:r>
           </w:p>
         </w:tc>
@@ -2440,7 +2440,7 @@
               <w:rPr>
                 <w:sz w:val="15"/>
               </w:rPr>
-              <w:t>71 %</w:t>
+              <w:t>67 %</w:t>
             </w:r>
           </w:p>
         </w:tc>
@@ -2454,7 +2454,7 @@
               <w:rPr>
                 <w:sz w:val="15"/>
               </w:rPr>
-              <w:t>-4.5 %</w:t>
+              <w:t>-1.1 %</w:t>
             </w:r>
           </w:p>
         </w:tc>
@@ -2468,7 +2468,7 @@
               <w:rPr>
                 <w:sz w:val="15"/>
               </w:rPr>
-              <w:t>2005/06 2007/08 2010/11 2015/16 2016/17 2019/20 2024/25</w:t>
+              <w:t>2005/06 2007/08 2010/11 2015/16 2019/20 2024/25</w:t>
             </w:r>
           </w:p>
         </w:tc>
@@ -2584,92 +2584,6 @@
               <w:rPr>
                 <w:sz w:val="15"/>
               </w:rPr>
-              <w:t>11</w:t>
-            </w:r>
-          </w:p>
-        </w:tc>
-        <w:tc>
-          <w:tcPr>
-            <w:tcW w:type="dxa" w:w="1361"/>
-          </w:tcPr>
-          <w:p>
-            <w:r/>
-            <w:r>
-              <w:rPr>
-                <w:sz w:val="15"/>
-              </w:rPr>
-              <w:t>+2.3 %</w:t>
-            </w:r>
-          </w:p>
-        </w:tc>
-        <w:tc>
-          <w:tcPr>
-            <w:tcW w:type="dxa" w:w="1134"/>
-          </w:tcPr>
-          <w:p>
-            <w:r/>
-            <w:r>
-              <w:rPr>
-                <w:sz w:val="15"/>
-              </w:rPr>
-              <w:t>45 %</w:t>
-            </w:r>
-          </w:p>
-        </w:tc>
-        <w:tc>
-          <w:tcPr>
-            <w:tcW w:type="dxa" w:w="1361"/>
-          </w:tcPr>
-          <w:p>
-            <w:r/>
-            <w:r>
-              <w:rPr>
-                <w:sz w:val="15"/>
-              </w:rPr>
-              <w:t>+4.2 %</w:t>
-            </w:r>
-          </w:p>
-        </w:tc>
-        <w:tc>
-          <w:tcPr>
-            <w:tcW w:type="dxa" w:w="3402"/>
-          </w:tcPr>
-          <w:p>
-            <w:r/>
-            <w:r>
-              <w:rPr>
-                <w:sz w:val="15"/>
-              </w:rPr>
-              <w:t>2006/07 2008/09 2009/10 2011/12 2012/13 2017/18 2018/19 2020/21 2021/22 2022/23 2023/24</w:t>
-            </w:r>
-          </w:p>
-        </w:tc>
-      </w:tr>
-      <w:tr>
-        <w:tc>
-          <w:tcPr>
-            <w:tcW w:type="dxa" w:w="1814"/>
-          </w:tcPr>
-          <w:p>
-            <w:r/>
-            <w:r>
-              <w:rPr>
-                <w:sz w:val="15"/>
-              </w:rPr>
-              <w:t>La Niña forte (|ONI| ≥ 1)</w:t>
-            </w:r>
-          </w:p>
-        </w:tc>
-        <w:tc>
-          <w:tcPr>
-            <w:tcW w:type="dxa" w:w="567"/>
-          </w:tcPr>
-          <w:p>
-            <w:r/>
-            <w:r>
-              <w:rPr>
-                <w:sz w:val="15"/>
-              </w:rPr>
               <w:t>9</w:t>
             </w:r>
           </w:p>
@@ -2684,7 +2598,7 @@
               <w:rPr>
                 <w:sz w:val="15"/>
               </w:rPr>
-              <w:t>-0.1 %</w:t>
+              <w:t>+2.9 %</w:t>
             </w:r>
           </w:p>
         </w:tc>
@@ -2712,7 +2626,7 @@
               <w:rPr>
                 <w:sz w:val="15"/>
               </w:rPr>
-              <w:t>+3.8 %</w:t>
+              <w:t>+0.1 %</w:t>
             </w:r>
           </w:p>
         </w:tc>
@@ -2726,7 +2640,93 @@
               <w:rPr>
                 <w:sz w:val="15"/>
               </w:rPr>
-              <w:t>2008/09 2009/10 2011/12 2012/13 2017/18 2018/19 2021/22 2022/23 2023/24</w:t>
+              <w:t>2006/07 2009/10 2012/13 2017/18 2018/19 2020/21 2021/22 2022/23 2023/24</w:t>
+            </w:r>
+          </w:p>
+        </w:tc>
+      </w:tr>
+      <w:tr>
+        <w:tc>
+          <w:tcPr>
+            <w:tcW w:type="dxa" w:w="1814"/>
+          </w:tcPr>
+          <w:p>
+            <w:r/>
+            <w:r>
+              <w:rPr>
+                <w:sz w:val="15"/>
+              </w:rPr>
+              <w:t>La Niña forte (≤ −1,6)</w:t>
+            </w:r>
+          </w:p>
+        </w:tc>
+        <w:tc>
+          <w:tcPr>
+            <w:tcW w:type="dxa" w:w="567"/>
+          </w:tcPr>
+          <w:p>
+            <w:r/>
+            <w:r>
+              <w:rPr>
+                <w:sz w:val="15"/>
+              </w:rPr>
+              <w:t>2</w:t>
+            </w:r>
+          </w:p>
+        </w:tc>
+        <w:tc>
+          <w:tcPr>
+            <w:tcW w:type="dxa" w:w="1361"/>
+          </w:tcPr>
+          <w:p>
+            <w:r/>
+            <w:r>
+              <w:rPr>
+                <w:sz w:val="15"/>
+              </w:rPr>
+              <w:t>-0.7 %</w:t>
+            </w:r>
+          </w:p>
+        </w:tc>
+        <w:tc>
+          <w:tcPr>
+            <w:tcW w:type="dxa" w:w="1134"/>
+          </w:tcPr>
+          <w:p>
+            <w:r/>
+            <w:r>
+              <w:rPr>
+                <w:sz w:val="15"/>
+              </w:rPr>
+              <w:t>50 %</w:t>
+            </w:r>
+          </w:p>
+        </w:tc>
+        <w:tc>
+          <w:tcPr>
+            <w:tcW w:type="dxa" w:w="1361"/>
+          </w:tcPr>
+          <w:p>
+            <w:r/>
+            <w:r>
+              <w:rPr>
+                <w:sz w:val="15"/>
+              </w:rPr>
+              <w:t>+15.4 %</w:t>
+            </w:r>
+          </w:p>
+        </w:tc>
+        <w:tc>
+          <w:tcPr>
+            <w:tcW w:type="dxa" w:w="3402"/>
+          </w:tcPr>
+          <w:p>
+            <w:r/>
+            <w:r>
+              <w:rPr>
+                <w:sz w:val="15"/>
+              </w:rPr>
+              <w:t>2008/09 2011/12</w:t>
             </w:r>
           </w:p>
         </w:tc>

--- a/timeseries/output/reports/Vietnam_balance_sheet_cafe.docx
+++ b/timeseries/output/reports/Vietnam_balance_sheet_cafe.docx
@@ -2398,7 +2398,7 @@
               <w:rPr>
                 <w:sz w:val="15"/>
               </w:rPr>
-              <w:t>El Niño (0,5 à 1,5)</w:t>
+              <w:t>El Niño (0,5 à 1,6)</w:t>
             </w:r>
           </w:p>
         </w:tc>

--- a/timeseries/output/reports/Vietnam_balance_sheet_cafe.docx
+++ b/timeseries/output/reports/Vietnam_balance_sheet_cafe.docx
@@ -2191,7 +2191,7 @@
           <w:color w:val="52514E"/>
           <w:sz w:val="16"/>
         </w:rPr>
-        <w:t>Figure 5. Écart moyen du rendement et de la production par phase ENSO.</w:t>
+        <w:t>Figure 5. Variation annuelle moyenne du rendement et de la production par phase ENSO.</w:t>
       </w:r>
     </w:p>
     <w:tbl>
@@ -2242,7 +2242,7 @@
         </w:tc>
         <w:tc>
           <w:tcPr>
-            <w:tcW w:type="dxa" w:w="1361"/>
+            <w:tcW w:type="dxa" w:w="1474"/>
           </w:tcPr>
           <w:p>
             <w:r/>
@@ -2251,22 +2251,7 @@
                 <w:b/>
                 <w:sz w:val="15"/>
               </w:rPr>
-              <w:t>Rendement : écart moyen</w:t>
-            </w:r>
-          </w:p>
-        </w:tc>
-        <w:tc>
-          <w:tcPr>
-            <w:tcW w:type="dxa" w:w="1134"/>
-          </w:tcPr>
-          <w:p>
-            <w:r/>
-            <w:r>
-              <w:rPr>
-                <w:b/>
-                <w:sz w:val="15"/>
-              </w:rPr>
-              <w:t>% sous la moyenne</w:t>
+              <w:t>Rendement : variation annuelle moyenne</w:t>
             </w:r>
           </w:p>
         </w:tc>
@@ -2281,13 +2266,28 @@
                 <w:b/>
                 <w:sz w:val="15"/>
               </w:rPr>
-              <w:t>Production : écart moyen</w:t>
+              <w:t>Rendement : écart aux voisines</w:t>
             </w:r>
           </w:p>
         </w:tc>
         <w:tc>
           <w:tcPr>
-            <w:tcW w:type="dxa" w:w="3402"/>
+            <w:tcW w:type="dxa" w:w="1474"/>
+          </w:tcPr>
+          <w:p>
+            <w:r/>
+            <w:r>
+              <w:rPr>
+                <w:b/>
+                <w:sz w:val="15"/>
+              </w:rPr>
+              <w:t>Production : variation annuelle moyenne</w:t>
+            </w:r>
+          </w:p>
+        </w:tc>
+        <w:tc>
+          <w:tcPr>
+            <w:tcW w:type="dxa" w:w="2948"/>
           </w:tcPr>
           <w:p>
             <w:r/>
@@ -2332,6 +2332,20 @@
         </w:tc>
         <w:tc>
           <w:tcPr>
+            <w:tcW w:type="dxa" w:w="1474"/>
+          </w:tcPr>
+          <w:p>
+            <w:r/>
+            <w:r>
+              <w:rPr>
+                <w:sz w:val="15"/>
+              </w:rPr>
+              <w:t>-1.1 %</w:t>
+            </w:r>
+          </w:p>
+        </w:tc>
+        <w:tc>
+          <w:tcPr>
             <w:tcW w:type="dxa" w:w="1361"/>
           </w:tcPr>
           <w:p>
@@ -2346,7 +2360,7 @@
         </w:tc>
         <w:tc>
           <w:tcPr>
-            <w:tcW w:type="dxa" w:w="1134"/>
+            <w:tcW w:type="dxa" w:w="1474"/>
           </w:tcPr>
           <w:p>
             <w:r/>
@@ -2354,27 +2368,13 @@
               <w:rPr>
                 <w:sz w:val="15"/>
               </w:rPr>
-              <w:t>100 %</w:t>
+              <w:t>-0.3 %</w:t>
             </w:r>
           </w:p>
         </w:tc>
         <w:tc>
           <w:tcPr>
-            <w:tcW w:type="dxa" w:w="1361"/>
-          </w:tcPr>
-          <w:p>
-            <w:r/>
-            <w:r>
-              <w:rPr>
-                <w:sz w:val="15"/>
-              </w:rPr>
-              <w:t>-16.3 %</w:t>
-            </w:r>
-          </w:p>
-        </w:tc>
-        <w:tc>
-          <w:tcPr>
-            <w:tcW w:type="dxa" w:w="3402"/>
+            <w:tcW w:type="dxa" w:w="2948"/>
           </w:tcPr>
           <w:p>
             <w:r/>
@@ -2418,6 +2418,20 @@
         </w:tc>
         <w:tc>
           <w:tcPr>
+            <w:tcW w:type="dxa" w:w="1474"/>
+          </w:tcPr>
+          <w:p>
+            <w:r/>
+            <w:r>
+              <w:rPr>
+                <w:sz w:val="15"/>
+              </w:rPr>
+              <w:t>-1.4 %</w:t>
+            </w:r>
+          </w:p>
+        </w:tc>
+        <w:tc>
+          <w:tcPr>
             <w:tcW w:type="dxa" w:w="1361"/>
           </w:tcPr>
           <w:p>
@@ -2432,7 +2446,7 @@
         </w:tc>
         <w:tc>
           <w:tcPr>
-            <w:tcW w:type="dxa" w:w="1134"/>
+            <w:tcW w:type="dxa" w:w="1474"/>
           </w:tcPr>
           <w:p>
             <w:r/>
@@ -2440,27 +2454,13 @@
               <w:rPr>
                 <w:sz w:val="15"/>
               </w:rPr>
-              <w:t>67 %</w:t>
+              <w:t>+5.0 %</w:t>
             </w:r>
           </w:p>
         </w:tc>
         <w:tc>
           <w:tcPr>
-            <w:tcW w:type="dxa" w:w="1361"/>
-          </w:tcPr>
-          <w:p>
-            <w:r/>
-            <w:r>
-              <w:rPr>
-                <w:sz w:val="15"/>
-              </w:rPr>
-              <w:t>-1.1 %</w:t>
-            </w:r>
-          </w:p>
-        </w:tc>
-        <w:tc>
-          <w:tcPr>
-            <w:tcW w:type="dxa" w:w="3402"/>
+            <w:tcW w:type="dxa" w:w="2948"/>
           </w:tcPr>
           <w:p>
             <w:r/>
@@ -2504,6 +2504,20 @@
         </w:tc>
         <w:tc>
           <w:tcPr>
+            <w:tcW w:type="dxa" w:w="1474"/>
+          </w:tcPr>
+          <w:p>
+            <w:r/>
+            <w:r>
+              <w:rPr>
+                <w:sz w:val="15"/>
+              </w:rPr>
+              <w:t>-0.0 %</w:t>
+            </w:r>
+          </w:p>
+        </w:tc>
+        <w:tc>
+          <w:tcPr>
             <w:tcW w:type="dxa" w:w="1361"/>
           </w:tcPr>
           <w:p>
@@ -2518,7 +2532,7 @@
         </w:tc>
         <w:tc>
           <w:tcPr>
-            <w:tcW w:type="dxa" w:w="1134"/>
+            <w:tcW w:type="dxa" w:w="1474"/>
           </w:tcPr>
           <w:p>
             <w:r/>
@@ -2526,27 +2540,13 @@
               <w:rPr>
                 <w:sz w:val="15"/>
               </w:rPr>
-              <w:t>67 %</w:t>
+              <w:t>+3.9 %</w:t>
             </w:r>
           </w:p>
         </w:tc>
         <w:tc>
           <w:tcPr>
-            <w:tcW w:type="dxa" w:w="1361"/>
-          </w:tcPr>
-          <w:p>
-            <w:r/>
-            <w:r>
-              <w:rPr>
-                <w:sz w:val="15"/>
-              </w:rPr>
-              <w:t>-3.9 %</w:t>
-            </w:r>
-          </w:p>
-        </w:tc>
-        <w:tc>
-          <w:tcPr>
-            <w:tcW w:type="dxa" w:w="3402"/>
+            <w:tcW w:type="dxa" w:w="2948"/>
           </w:tcPr>
           <w:p>
             <w:r/>
@@ -2590,6 +2590,20 @@
         </w:tc>
         <w:tc>
           <w:tcPr>
+            <w:tcW w:type="dxa" w:w="1474"/>
+          </w:tcPr>
+          <w:p>
+            <w:r/>
+            <w:r>
+              <w:rPr>
+                <w:sz w:val="15"/>
+              </w:rPr>
+              <w:t>+6.4 %</w:t>
+            </w:r>
+          </w:p>
+        </w:tc>
+        <w:tc>
+          <w:tcPr>
             <w:tcW w:type="dxa" w:w="1361"/>
           </w:tcPr>
           <w:p>
@@ -2604,7 +2618,7 @@
         </w:tc>
         <w:tc>
           <w:tcPr>
-            <w:tcW w:type="dxa" w:w="1134"/>
+            <w:tcW w:type="dxa" w:w="1474"/>
           </w:tcPr>
           <w:p>
             <w:r/>
@@ -2612,27 +2626,13 @@
               <w:rPr>
                 <w:sz w:val="15"/>
               </w:rPr>
-              <w:t>44 %</w:t>
+              <w:t>+6.9 %</w:t>
             </w:r>
           </w:p>
         </w:tc>
         <w:tc>
           <w:tcPr>
-            <w:tcW w:type="dxa" w:w="1361"/>
-          </w:tcPr>
-          <w:p>
-            <w:r/>
-            <w:r>
-              <w:rPr>
-                <w:sz w:val="15"/>
-              </w:rPr>
-              <w:t>+0.1 %</w:t>
-            </w:r>
-          </w:p>
-        </w:tc>
-        <w:tc>
-          <w:tcPr>
-            <w:tcW w:type="dxa" w:w="3402"/>
+            <w:tcW w:type="dxa" w:w="2948"/>
           </w:tcPr>
           <w:p>
             <w:r/>
@@ -2676,6 +2676,20 @@
         </w:tc>
         <w:tc>
           <w:tcPr>
+            <w:tcW w:type="dxa" w:w="1474"/>
+          </w:tcPr>
+          <w:p>
+            <w:r/>
+            <w:r>
+              <w:rPr>
+                <w:sz w:val="15"/>
+              </w:rPr>
+              <w:t>+4.2 %</w:t>
+            </w:r>
+          </w:p>
+        </w:tc>
+        <w:tc>
+          <w:tcPr>
             <w:tcW w:type="dxa" w:w="1361"/>
           </w:tcPr>
           <w:p>
@@ -2690,7 +2704,7 @@
         </w:tc>
         <w:tc>
           <w:tcPr>
-            <w:tcW w:type="dxa" w:w="1134"/>
+            <w:tcW w:type="dxa" w:w="1474"/>
           </w:tcPr>
           <w:p>
             <w:r/>
@@ -2698,27 +2712,13 @@
               <w:rPr>
                 <w:sz w:val="15"/>
               </w:rPr>
-              <w:t>50 %</w:t>
+              <w:t>+31.7 %</w:t>
             </w:r>
           </w:p>
         </w:tc>
         <w:tc>
           <w:tcPr>
-            <w:tcW w:type="dxa" w:w="1361"/>
-          </w:tcPr>
-          <w:p>
-            <w:r/>
-            <w:r>
-              <w:rPr>
-                <w:sz w:val="15"/>
-              </w:rPr>
-              <w:t>+15.4 %</w:t>
-            </w:r>
-          </w:p>
-        </w:tc>
-        <w:tc>
-          <w:tcPr>
-            <w:tcW w:type="dxa" w:w="3402"/>
+            <w:tcW w:type="dxa" w:w="2948"/>
           </w:tcPr>
           <w:p>
             <w:r/>
@@ -2737,10 +2737,21 @@
       <w:r>
         <w:rPr>
           <w:b w:val="0"/>
+          <w:i/>
+          <w:color w:val="52514E"/>
+          <w:sz w:val="16"/>
+        </w:rPr>
+        <w:t>Variation annuelle = campagne N contre N−1 ; écart aux voisines = campagne N contre la moyenne des deux campagnes d'avant et des deux d'après (cycle ON/OFF retiré au Brésil). Au Brésil la variation annuelle porte le cycle : une classe composée surtout d'années ON affiche une hausse mécanique, et inversement.</w:t>
+      </w:r>
+    </w:p>
+    <w:p>
+      <w:r>
+        <w:rPr>
+          <w:b w:val="0"/>
           <w:i w:val="0"/>
           <w:sz w:val="20"/>
         </w:rPr>
-        <w:t>Lecture : pour Vietnam, El Niño est historiquement négatif pour le rendement (-3.2 %) et La Niña positif (+2.3 %). Avec 8 à 15 campagnes par phase, ce sont des tendances centrales, pas des lois : l'intensité de l'épisode, son calage sur la floraison et l'état du verger font l'écart.</w:t>
+        <w:t>Lecture : pour Vietnam, El Niño est historiquement négatif pour le rendement (variation annuelle moyenne -1.4 %, écart aux voisines -3.2 %) et La Niña positif (+6.0 %, écart +2.3 %). Avec 8 à 15 campagnes par phase, ce sont des tendances centrales, pas des lois : l'intensité de l'épisode, son calage sur la floraison et l'état du verger font l'écart.</w:t>
       </w:r>
     </w:p>
     <w:p>

--- a/timeseries/output/reports/Vietnam_balance_sheet_cafe.docx
+++ b/timeseries/output/reports/Vietnam_balance_sheet_cafe.docx
@@ -2584,7 +2584,7 @@
               <w:rPr>
                 <w:sz w:val="15"/>
               </w:rPr>
-              <w:t>9</w:t>
+              <w:t>11</w:t>
             </w:r>
           </w:p>
         </w:tc>
@@ -2598,7 +2598,7 @@
               <w:rPr>
                 <w:sz w:val="15"/>
               </w:rPr>
-              <w:t>+6.4 %</w:t>
+              <w:t>+6.0 %</w:t>
             </w:r>
           </w:p>
         </w:tc>
@@ -2612,7 +2612,7 @@
               <w:rPr>
                 <w:sz w:val="15"/>
               </w:rPr>
-              <w:t>+2.9 %</w:t>
+              <w:t>+2.3 %</w:t>
             </w:r>
           </w:p>
         </w:tc>
@@ -2626,7 +2626,7 @@
               <w:rPr>
                 <w:sz w:val="15"/>
               </w:rPr>
-              <w:t>+6.9 %</w:t>
+              <w:t>+13.6 %</w:t>
             </w:r>
           </w:p>
         </w:tc>
@@ -2640,93 +2640,7 @@
               <w:rPr>
                 <w:sz w:val="15"/>
               </w:rPr>
-              <w:t>2006/07 2009/10 2012/13 2017/18 2018/19 2020/21 2021/22 2022/23 2023/24</w:t>
-            </w:r>
-          </w:p>
-        </w:tc>
-      </w:tr>
-      <w:tr>
-        <w:tc>
-          <w:tcPr>
-            <w:tcW w:type="dxa" w:w="1814"/>
-          </w:tcPr>
-          <w:p>
-            <w:r/>
-            <w:r>
-              <w:rPr>
-                <w:sz w:val="15"/>
-              </w:rPr>
-              <w:t>La Niña forte (≤ −1,6)</w:t>
-            </w:r>
-          </w:p>
-        </w:tc>
-        <w:tc>
-          <w:tcPr>
-            <w:tcW w:type="dxa" w:w="567"/>
-          </w:tcPr>
-          <w:p>
-            <w:r/>
-            <w:r>
-              <w:rPr>
-                <w:sz w:val="15"/>
-              </w:rPr>
-              <w:t>2</w:t>
-            </w:r>
-          </w:p>
-        </w:tc>
-        <w:tc>
-          <w:tcPr>
-            <w:tcW w:type="dxa" w:w="1474"/>
-          </w:tcPr>
-          <w:p>
-            <w:r/>
-            <w:r>
-              <w:rPr>
-                <w:sz w:val="15"/>
-              </w:rPr>
-              <w:t>+4.2 %</w:t>
-            </w:r>
-          </w:p>
-        </w:tc>
-        <w:tc>
-          <w:tcPr>
-            <w:tcW w:type="dxa" w:w="1361"/>
-          </w:tcPr>
-          <w:p>
-            <w:r/>
-            <w:r>
-              <w:rPr>
-                <w:sz w:val="15"/>
-              </w:rPr>
-              <w:t>-0.7 %</w:t>
-            </w:r>
-          </w:p>
-        </w:tc>
-        <w:tc>
-          <w:tcPr>
-            <w:tcW w:type="dxa" w:w="1474"/>
-          </w:tcPr>
-          <w:p>
-            <w:r/>
-            <w:r>
-              <w:rPr>
-                <w:sz w:val="15"/>
-              </w:rPr>
-              <w:t>+31.7 %</w:t>
-            </w:r>
-          </w:p>
-        </w:tc>
-        <w:tc>
-          <w:tcPr>
-            <w:tcW w:type="dxa" w:w="2948"/>
-          </w:tcPr>
-          <w:p>
-            <w:r/>
-            <w:r>
-              <w:rPr>
-                <w:sz w:val="15"/>
-              </w:rPr>
-              <w:t>2008/09 2011/12</w:t>
+              <w:t>2006/07 2008/09 2009/10 2011/12 2012/13 2017/18 2018/19 2020/21 2021/22 2022/23 2023/24</w:t>
             </w:r>
           </w:p>
         </w:tc>
